--- a/Manuals/08_French/03_WFO_Optimization_Guide.docx
+++ b/Manuals/08_French/03_WFO_Optimization_Guide.docx
@@ -567,6 +567,95 @@
     </w:tbl>
     <w:p>
       <w:pPr>
+        <w:ind w:left="360"/>
+      </w:pPr>
+      <w:r>
+        <w:rPr>
+          <w:i/>
+        </w:rPr>
+        <w:t>Cette section n'est pour l'instant disponible qu'en anglais.</w:t>
+      </w:r>
+    </w:p>
+    <w:p>
+      <w:pPr>
+        <w:pStyle w:val="Heading2"/>
+      </w:pPr>
+      <w:r>
+        <w:rPr>
+          <w:color w:val="1E3A5F"/>
+        </w:rPr>
+        <w:t>Modeling mode: use real ticks</w:t>
+      </w:r>
+    </w:p>
+    <w:p>
+      <w:r>
+        <w:t>In the Strategy Tester's Settings tab, Modeling field:</w:t>
+      </w:r>
+    </w:p>
+    <w:p>
+      <w:r>
+        <w:t>` Every tick based on real ticks   &lt;- use this OHLC 1 minute                    &lt;- only 01_SLTP and 02_SLTP_ORGANIC `</w:t>
+      </w:r>
+    </w:p>
+    <w:p>
+      <w:r>
+        <w:t>This is not a preference. Measuring the same set in both modes across three years, the OHLC mode understated losses by 3.3x on trailing systems and 23x on grid — always in the optimistic direction. Only fixed SL/TP stayed within 3%.</w:t>
+      </w:r>
+    </w:p>
+    <w:p>
+      <w:r>
+        <w:t>The cause is structural: trailing and grid depend on when price touched each level inside the bar. OHLC mode interpolates that from four prices per minute and smooths away exactly the adverse excursions that would have closed the position. Optimizing a trailing system on interpolated bars selects parameters that survived a price path which never happened.</w:t>
+      </w:r>
+    </w:p>
+    <w:p>
+      <w:r>
+        <w:t>Real ticks cost roughly 20x more time per pass. It is worth it: that is the difference between a result and a number.</w:t>
+      </w:r>
+    </w:p>
+    <w:p>
+      <w:pPr>
+        <w:pStyle w:val="Heading3"/>
+      </w:pPr>
+      <w:r>
+        <w:rPr>
+          <w:color w:val="1E3A5F"/>
+        </w:rPr>
+        <w:t>If you must save time, save it in the right place</w:t>
+      </w:r>
+    </w:p>
+    <w:p>
+      <w:r>
+        <w:t>Signals are evaluated at BAR CLOSE, so choosing indicator, method or timeframe gives the same entry instant in both modes. Stop, target and trailing, on the other hand, depend on the intrabar path.</w:t>
+      </w:r>
+    </w:p>
+    <w:p>
+      <w:r>
+        <w:t>So use each model where it is reliable: OHLC to narrow the switches (indicator, method, timeframe, periods) and real ticks for the exit geometry. With the signal locked the search space collapses by orders of magnitude, and real ticks stop being prohibitive.</w:t>
+      </w:r>
+    </w:p>
+    <w:p>
+      <w:pPr>
+        <w:pStyle w:val="Heading2"/>
+      </w:pPr>
+      <w:r>
+        <w:rPr>
+          <w:color w:val="1E3A5F"/>
+        </w:rPr>
+        <w:t>Fixed-R to research, percentage to trade</w:t>
+      </w:r>
+    </w:p>
+    <w:p>
+      <w:r>
+        <w:t>Optimize in Fixed-R: with the base capital frozen, passes stay comparable to each other and across symbols. +40R on gold and +40R on EURUSD mean the same thing, while "+3,200 USD" means nothing without knowing the lot and the balance.</w:t>
+      </w:r>
+    </w:p>
+    <w:p>
+      <w:r>
+        <w:t>Live, Percentage usually makes more sense: it tracks the account, compounds as it grows and cuts exposure as it shrinks — protection Fixed-R cannot give, because it deliberately ignores the running balance. Both modes report in R, so the record stays readable after the switch.</w:t>
+      </w:r>
+    </w:p>
+    <w:p>
+      <w:pPr>
         <w:pStyle w:val="Heading2"/>
       </w:pPr>
       <w:r>

--- a/Manuals/08_French/03_WFO_Optimization_Guide.docx
+++ b/Manuals/08_French/03_WFO_Optimization_Guide.docx
@@ -110,7 +110,7 @@
         <w:pStyle w:val="ListBullet"/>
       </w:pPr>
       <w:r>
-        <w:t>Commencez par les baselines 01–05, BUY/SELL séparés.</w:t>
+        <w:t>Naviguez par classe et actif : chaque actif porte les 11 types de systeme (01_SLTP a 11_SIGNAL_ONLY), un set par sens (BUY/SELL ; BOTH pour le grid unifie) et deux variantes d'entree — MULTI met en concurrence les indicateurs 0–10 sur un seul axe, ICHIMOKU a son propre fichier.</w:t>
       </w:r>
     </w:p>
     <w:p>
@@ -118,7 +118,7 @@
         <w:pStyle w:val="ListBullet"/>
       </w:pPr>
       <w:r>
-        <w:t>06 sert à la recherche mono-axe.</w:t>
+        <w:t>La phase 1 est la decouverte de regions : lancez le genetique sur le set tel quel — groupe d'entree complet (indicateur, methode, timeframe, applied price, periodes), sorties du systeme et interrupteurs de filtres, tout a la fois.</w:t>
       </w:r>
     </w:p>
     <w:p>
@@ -126,7 +126,7 @@
         <w:pStyle w:val="ListBullet"/>
       </w:pPr>
       <w:r>
-        <w:t>07 entrée, 08 filtres, 09 risque, 10 sorties.</w:t>
+        <w:t>Des les tours suivants, verrouillez (Y→N) les inputs « d'ecriture » — enums et booleens — decides par la phase precedente et ne laissez ouverts que les numeriques ; le reglage d'un filtre n'entre que si son interrupteur a survecu active.</w:t>
       </w:r>
     </w:p>
     <w:p>
@@ -134,7 +134,7 @@
         <w:pStyle w:val="ListBullet"/>
       </w:pPr>
       <w:r>
-        <w:t>Exécutez IS, OOS et forward démo chronologiques.</w:t>
+        <w:t>Le filtre ATR d'entree (EntradaATR) n'existe que dans les systemes grid ; partout ailleurs il reste desactive par construction.</w:t>
       </w:r>
     </w:p>
     <w:p>
@@ -142,7 +142,7 @@
         <w:pStyle w:val="ListBullet"/>
       </w:pPr>
       <w:r>
-        <w:t>Contrôlez Status, RelativePath et SHA256.</w:t>
+        <w:t>Validez le gagnant sur ticks reels : la divergence face a l'OHLC et la retention out-of-sample decident, jamais le profit in-sample.</w:t>
       </w:r>
     </w:p>
     <w:p>
@@ -150,7 +150,7 @@
         <w:pStyle w:val="ListBullet"/>
       </w:pPr>
       <w:r>
-        <w:t>Seul USE explicite autorise l'environnement défini.</w:t>
+        <w:t>Apres le tick reel, passez le dimensionnement en Percentage et relancez : ne promouvez que si cela passe aussi — et c'est dans ce mode que le set doit operer.</w:t>
       </w:r>
     </w:p>
     <w:p>
@@ -655,6 +655,11 @@
       </w:r>
     </w:p>
     <w:p>
+      <w:r>
+        <w:t>C'est pourquoi le circuit n'enregistre un set approuve qu'apres avoir repete la passe finale en mode Percentage : si le resultat ne tient pas sous interets composes, il n'etait pas pret — et le set valide est livre dans ce mode.</w:t>
+      </w:r>
+    </w:p>
+    <w:p>
       <w:pPr>
         <w:pStyle w:val="Heading2"/>
       </w:pPr>
